--- a/basic/python/Azrieli_TAL/Information Problems.docx
+++ b/basic/python/Azrieli_TAL/Information Problems.docx
@@ -79,6 +79,28 @@
         <w:pStyle w:val="a3"/>
         <w:numPr>
           <w:ilvl w:val="1"/>
+          <w:numId w:val="5"/>
+        </w:numPr>
+        <w:rPr>
+          <w:sz w:val="28"/>
+          <w:szCs w:val="28"/>
+        </w:rPr>
+      </w:pPr>
+      <w:r>
+        <w:rPr>
+          <w:sz w:val="28"/>
+          <w:szCs w:val="28"/>
+        </w:rPr>
+        <w:t>Irregular velocities- around 220 km/h and around 10 km/h.</w:t>
+      </w:r>
+      <w:bookmarkStart w:id="0" w:name="_GoBack"/>
+      <w:bookmarkEnd w:id="0"/>
+    </w:p>
+    <w:p>
+      <w:pPr>
+        <w:pStyle w:val="a3"/>
+        <w:numPr>
+          <w:ilvl w:val="1"/>
           <w:numId w:val="1"/>
         </w:numPr>
         <w:rPr>
@@ -222,6 +244,58 @@
       <w:pPr>
         <w:pStyle w:val="a3"/>
         <w:numPr>
+          <w:ilvl w:val="2"/>
+          <w:numId w:val="9"/>
+        </w:numPr>
+        <w:rPr>
+          <w:sz w:val="28"/>
+          <w:szCs w:val="28"/>
+        </w:rPr>
+      </w:pPr>
+      <w:r>
+        <w:rPr>
+          <w:sz w:val="28"/>
+          <w:szCs w:val="28"/>
+        </w:rPr>
+        <w:t xml:space="preserve">Both </w:t>
+      </w:r>
+      <w:proofErr w:type="spellStart"/>
+      <w:r>
+        <w:rPr>
+          <w:sz w:val="28"/>
+          <w:szCs w:val="28"/>
+        </w:rPr>
+        <w:t>end_time</w:t>
+      </w:r>
+      <w:proofErr w:type="spellEnd"/>
+      <w:r>
+        <w:rPr>
+          <w:sz w:val="28"/>
+          <w:szCs w:val="28"/>
+        </w:rPr>
+        <w:t xml:space="preserve"> &amp; </w:t>
+      </w:r>
+      <w:proofErr w:type="spellStart"/>
+      <w:r>
+        <w:rPr>
+          <w:sz w:val="28"/>
+          <w:szCs w:val="28"/>
+        </w:rPr>
+        <w:t>start_time</w:t>
+      </w:r>
+      <w:proofErr w:type="spellEnd"/>
+      <w:r>
+        <w:rPr>
+          <w:sz w:val="28"/>
+          <w:szCs w:val="28"/>
+        </w:rPr>
+        <w:t xml:space="preserve"> missing</w:t>
+      </w:r>
+    </w:p>
+    <w:p>
+      <w:pPr>
+        <w:pStyle w:val="a3"/>
+        <w:numPr>
           <w:ilvl w:val="0"/>
           <w:numId w:val="10"/>
         </w:numPr>
@@ -433,6 +507,15 @@
     </w:p>
     <w:p>
       <w:pPr>
+        <w:ind w:left="2520"/>
+        <w:rPr>
+          <w:sz w:val="28"/>
+          <w:szCs w:val="28"/>
+        </w:rPr>
+      </w:pPr>
+    </w:p>
+    <w:p>
+      <w:pPr>
         <w:pStyle w:val="a3"/>
         <w:ind w:left="2160"/>
         <w:rPr>
@@ -510,8 +593,6 @@
         </w:rPr>
         <w:t xml:space="preserve"> </w:t>
       </w:r>
-      <w:bookmarkStart w:id="0" w:name="_GoBack"/>
-      <w:bookmarkEnd w:id="0"/>
     </w:p>
     <w:p>
       <w:pPr>
@@ -756,6 +837,7 @@
         <w:rPr>
           <w:noProof/>
         </w:rPr>
+        <w:lastRenderedPageBreak/>
         <w:drawing>
           <wp:anchor distT="0" distB="0" distL="114300" distR="114300" simplePos="0" relativeHeight="251659264" behindDoc="0" locked="0" layoutInCell="1" allowOverlap="1" wp14:anchorId="17EB79F7" wp14:editId="3FB2C828">
             <wp:simplePos x="0" y="0"/>
@@ -1118,7 +1200,7 @@
   <w:abstractNum w:abstractNumId="0" w15:restartNumberingAfterBreak="0">
     <w:nsid w:val="0AA80035"/>
     <w:multiLevelType w:val="hybridMultilevel"/>
-    <w:tmpl w:val="2AE4D5DE"/>
+    <w:tmpl w:val="FED4C384"/>
     <w:lvl w:ilvl="0" w:tplc="04090009">
       <w:start w:val="1"/>
       <w:numFmt w:val="bullet"/>
@@ -3023,6 +3105,7 @@
   <w:style w:type="character" w:default="1" w:styleId="a0">
     <w:name w:val="Default Paragraph Font"/>
     <w:uiPriority w:val="1"/>
+    <w:semiHidden/>
     <w:unhideWhenUsed/>
   </w:style>
   <w:style w:type="table" w:default="1" w:styleId="a1">
@@ -3326,7 +3409,7 @@
 </file>
 
 <file path=customXml/itemProps1.xml><?xml version="1.0" encoding="utf-8"?>
-<ds:datastoreItem xmlns:ds="http://schemas.openxmlformats.org/officeDocument/2006/customXml" ds:itemID="{AB3706BD-F005-40EC-8C4A-EE007345AEF6}">
+<ds:datastoreItem xmlns:ds="http://schemas.openxmlformats.org/officeDocument/2006/customXml" ds:itemID="{9E788648-12A5-4A03-A3D6-A2870E04201D}">
   <ds:schemaRefs>
     <ds:schemaRef ds:uri="http://schemas.openxmlformats.org/officeDocument/2006/bibliography"/>
   </ds:schemaRefs>
